--- a/plantilla_base.docx
+++ b/plantilla_base.docx
@@ -2918,7 +2918,7 @@
                 <w:ilvl w:val="0"/>
                 <w:numId w:val="11"/>
               </w:numPr>
-              <w:ind w:left="315" w:hanging="424"/>
+              <w:ind w:left="568" w:hanging="425"/>
               <w:jc w:val="both"/>
               <w:rPr>
                 <w:rFonts w:ascii="Cambria" w:hAnsi="Cambria" w:cs="Arial"/>
@@ -3031,7 +3031,7 @@
                 <w:ilvl w:val="0"/>
                 <w:numId w:val="13"/>
               </w:numPr>
-              <w:ind w:left="316" w:hanging="404"/>
+              <w:ind w:left="568" w:hanging="425"/>
               <w:jc w:val="both"/>
               <w:rPr>
                 <w:rFonts w:ascii="Cambria" w:hAnsi="Cambria" w:cs="Arial"/>
@@ -3144,7 +3144,7 @@
                 <w:ilvl w:val="0"/>
                 <w:numId w:val="14"/>
               </w:numPr>
-              <w:ind w:left="316" w:hanging="404"/>
+              <w:ind w:left="568" w:hanging="425"/>
               <w:jc w:val="both"/>
               <w:rPr>
                 <w:rFonts w:ascii="Cambria" w:hAnsi="Cambria" w:cs="Arial"/>
@@ -3257,7 +3257,7 @@
                 <w:ilvl w:val="0"/>
                 <w:numId w:val="15"/>
               </w:numPr>
-              <w:ind w:left="316" w:hanging="404"/>
+              <w:ind w:left="568" w:hanging="425"/>
               <w:jc w:val="both"/>
               <w:rPr>
                 <w:rFonts w:ascii="Cambria" w:hAnsi="Cambria" w:cs="Arial"/>
@@ -3370,7 +3370,7 @@
                 <w:ilvl w:val="0"/>
                 <w:numId w:val="16"/>
               </w:numPr>
-              <w:ind w:left="316" w:hanging="404"/>
+              <w:ind w:left="568" w:hanging="425"/>
               <w:jc w:val="both"/>
               <w:rPr>
                 <w:rFonts w:ascii="Cambria" w:hAnsi="Cambria" w:cs="Arial"/>
@@ -3483,7 +3483,7 @@
                 <w:ilvl w:val="0"/>
                 <w:numId w:val="17"/>
               </w:numPr>
-              <w:ind w:left="316" w:hanging="404"/>
+              <w:ind w:left="568" w:hanging="425"/>
               <w:jc w:val="both"/>
               <w:rPr>
                 <w:rFonts w:ascii="Cambria" w:hAnsi="Cambria" w:cs="Arial"/>
@@ -3596,7 +3596,7 @@
                 <w:ilvl w:val="0"/>
                 <w:numId w:val="18"/>
               </w:numPr>
-              <w:ind w:left="316" w:hanging="404"/>
+              <w:ind w:left="568" w:hanging="425"/>
               <w:jc w:val="both"/>
               <w:rPr>
                 <w:rFonts w:ascii="Cambria" w:hAnsi="Cambria" w:cs="Arial"/>
@@ -3710,7 +3710,7 @@
                 <w:ilvl w:val="0"/>
                 <w:numId w:val="19"/>
               </w:numPr>
-              <w:ind w:left="316" w:hanging="404"/>
+              <w:ind w:left="568" w:hanging="425"/>
               <w:jc w:val="both"/>
               <w:rPr>
                 <w:rFonts w:ascii="Cambria" w:hAnsi="Cambria" w:cs="Arial"/>
@@ -3823,7 +3823,7 @@
                 <w:ilvl w:val="0"/>
                 <w:numId w:val="20"/>
               </w:numPr>
-              <w:ind w:left="316" w:hanging="404"/>
+              <w:ind w:left="568" w:hanging="425"/>
               <w:jc w:val="both"/>
               <w:rPr>
                 <w:rFonts w:ascii="Cambria" w:hAnsi="Cambria" w:cs="Arial"/>
@@ -3936,7 +3936,7 @@
                 <w:ilvl w:val="0"/>
                 <w:numId w:val="21"/>
               </w:numPr>
-              <w:ind w:left="316" w:hanging="404"/>
+              <w:ind w:left="568" w:hanging="425"/>
               <w:jc w:val="both"/>
               <w:rPr>
                 <w:rFonts w:ascii="Cambria" w:hAnsi="Cambria" w:cs="Arial"/>
@@ -4049,7 +4049,7 @@
                 <w:ilvl w:val="0"/>
                 <w:numId w:val="22"/>
               </w:numPr>
-              <w:ind w:left="316" w:hanging="404"/>
+              <w:ind w:left="568" w:hanging="425"/>
               <w:jc w:val="both"/>
               <w:rPr>
                 <w:rFonts w:ascii="Cambria" w:hAnsi="Cambria" w:cs="Arial"/>
@@ -4162,7 +4162,7 @@
                 <w:ilvl w:val="0"/>
                 <w:numId w:val="23"/>
               </w:numPr>
-              <w:ind w:left="316" w:hanging="404"/>
+              <w:ind w:left="568" w:hanging="425"/>
               <w:jc w:val="both"/>
               <w:rPr>
                 <w:rFonts w:ascii="Cambria" w:hAnsi="Cambria" w:cs="Arial"/>

--- a/plantilla_base.docx
+++ b/plantilla_base.docx
@@ -2908,6 +2908,10 @@
         <w:tc>
           <w:tcPr>
             <w:tcW w:w="7229" w:type="dxa"/>
+            <w:tcMar>
+              <w:left w:w="0" w:type="dxa"/>
+              <w:right w:w="0" w:type="dxa"/>
+            </w:tcMar>
             <w:vAlign w:val="center"/>
           </w:tcPr>
           <w:p>
@@ -3021,6 +3025,10 @@
         <w:tc>
           <w:tcPr>
             <w:tcW w:w="7229" w:type="dxa"/>
+            <w:tcMar>
+              <w:left w:w="0" w:type="dxa"/>
+              <w:right w:w="0" w:type="dxa"/>
+            </w:tcMar>
             <w:vAlign w:val="center"/>
           </w:tcPr>
           <w:p>
@@ -3134,6 +3142,10 @@
         <w:tc>
           <w:tcPr>
             <w:tcW w:w="7229" w:type="dxa"/>
+            <w:tcMar>
+              <w:left w:w="0" w:type="dxa"/>
+              <w:right w:w="0" w:type="dxa"/>
+            </w:tcMar>
             <w:vAlign w:val="center"/>
           </w:tcPr>
           <w:p>
@@ -3247,6 +3259,10 @@
         <w:tc>
           <w:tcPr>
             <w:tcW w:w="7229" w:type="dxa"/>
+            <w:tcMar>
+              <w:left w:w="0" w:type="dxa"/>
+              <w:right w:w="0" w:type="dxa"/>
+            </w:tcMar>
             <w:vAlign w:val="center"/>
           </w:tcPr>
           <w:p>
@@ -3360,6 +3376,10 @@
         <w:tc>
           <w:tcPr>
             <w:tcW w:w="7229" w:type="dxa"/>
+            <w:tcMar>
+              <w:left w:w="0" w:type="dxa"/>
+              <w:right w:w="0" w:type="dxa"/>
+            </w:tcMar>
             <w:vAlign w:val="center"/>
           </w:tcPr>
           <w:p>
@@ -3473,6 +3493,10 @@
         <w:tc>
           <w:tcPr>
             <w:tcW w:w="7229" w:type="dxa"/>
+            <w:tcMar>
+              <w:left w:w="0" w:type="dxa"/>
+              <w:right w:w="0" w:type="dxa"/>
+            </w:tcMar>
             <w:vAlign w:val="center"/>
           </w:tcPr>
           <w:p>
@@ -3586,6 +3610,10 @@
         <w:tc>
           <w:tcPr>
             <w:tcW w:w="7229" w:type="dxa"/>
+            <w:tcMar>
+              <w:left w:w="0" w:type="dxa"/>
+              <w:right w:w="0" w:type="dxa"/>
+            </w:tcMar>
             <w:vAlign w:val="center"/>
           </w:tcPr>
           <w:p>
@@ -3700,6 +3728,10 @@
         <w:tc>
           <w:tcPr>
             <w:tcW w:w="7229" w:type="dxa"/>
+            <w:tcMar>
+              <w:left w:w="0" w:type="dxa"/>
+              <w:right w:w="0" w:type="dxa"/>
+            </w:tcMar>
             <w:vAlign w:val="center"/>
           </w:tcPr>
           <w:p>
@@ -3813,6 +3845,10 @@
         <w:tc>
           <w:tcPr>
             <w:tcW w:w="7229" w:type="dxa"/>
+            <w:tcMar>
+              <w:left w:w="0" w:type="dxa"/>
+              <w:right w:w="0" w:type="dxa"/>
+            </w:tcMar>
             <w:vAlign w:val="center"/>
           </w:tcPr>
           <w:p>
@@ -3926,6 +3962,10 @@
         <w:tc>
           <w:tcPr>
             <w:tcW w:w="7229" w:type="dxa"/>
+            <w:tcMar>
+              <w:left w:w="0" w:type="dxa"/>
+              <w:right w:w="0" w:type="dxa"/>
+            </w:tcMar>
             <w:vAlign w:val="center"/>
           </w:tcPr>
           <w:p>
@@ -4039,6 +4079,10 @@
         <w:tc>
           <w:tcPr>
             <w:tcW w:w="7229" w:type="dxa"/>
+            <w:tcMar>
+              <w:left w:w="0" w:type="dxa"/>
+              <w:right w:w="0" w:type="dxa"/>
+            </w:tcMar>
             <w:vAlign w:val="center"/>
           </w:tcPr>
           <w:p>
@@ -4152,6 +4196,10 @@
         <w:tc>
           <w:tcPr>
             <w:tcW w:w="7229" w:type="dxa"/>
+            <w:tcMar>
+              <w:left w:w="0" w:type="dxa"/>
+              <w:right w:w="0" w:type="dxa"/>
+            </w:tcMar>
             <w:vAlign w:val="center"/>
           </w:tcPr>
           <w:p>
@@ -13158,7 +13206,9 @@
                 <w:ilvl w:val="0"/>
                 <w:numId w:val="24"/>
               </w:numPr>
-              <w:ind w:left="568" w:hanging="429"/>
+              <w:spacing w:before="33"/>
+              <w:ind w:left="568" w:right="131" w:hanging="429"/>
+              <w:jc w:val="both"/>
               <w:rPr>
                 <w:rFonts w:ascii="Cambria" w:hAnsi="Cambria" w:cs="Arial"/>
                 <w:sz w:val="22"/>

--- a/plantilla_base.docx
+++ b/plantilla_base.docx
@@ -2922,7 +2922,7 @@
                 <w:ilvl w:val="0"/>
                 <w:numId w:val="11"/>
               </w:numPr>
-              <w:ind w:left="568" w:hanging="425"/>
+              <w:ind w:left="568" w:right="131" w:hanging="425"/>
               <w:jc w:val="both"/>
               <w:rPr>
                 <w:rFonts w:ascii="Cambria" w:hAnsi="Cambria" w:cs="Arial"/>
@@ -3039,7 +3039,7 @@
                 <w:ilvl w:val="0"/>
                 <w:numId w:val="13"/>
               </w:numPr>
-              <w:ind w:left="568" w:hanging="425"/>
+              <w:ind w:left="568" w:right="131" w:hanging="425"/>
               <w:jc w:val="both"/>
               <w:rPr>
                 <w:rFonts w:ascii="Cambria" w:hAnsi="Cambria" w:cs="Arial"/>
@@ -3156,7 +3156,7 @@
                 <w:ilvl w:val="0"/>
                 <w:numId w:val="14"/>
               </w:numPr>
-              <w:ind w:left="568" w:hanging="425"/>
+              <w:ind w:left="568" w:right="131" w:hanging="425"/>
               <w:jc w:val="both"/>
               <w:rPr>
                 <w:rFonts w:ascii="Cambria" w:hAnsi="Cambria" w:cs="Arial"/>
@@ -3273,7 +3273,7 @@
                 <w:ilvl w:val="0"/>
                 <w:numId w:val="15"/>
               </w:numPr>
-              <w:ind w:left="568" w:hanging="425"/>
+              <w:ind w:left="568" w:right="131" w:hanging="425"/>
               <w:jc w:val="both"/>
               <w:rPr>
                 <w:rFonts w:ascii="Cambria" w:hAnsi="Cambria" w:cs="Arial"/>
@@ -3390,7 +3390,7 @@
                 <w:ilvl w:val="0"/>
                 <w:numId w:val="16"/>
               </w:numPr>
-              <w:ind w:left="568" w:hanging="425"/>
+              <w:ind w:left="568" w:right="131" w:hanging="425"/>
               <w:jc w:val="both"/>
               <w:rPr>
                 <w:rFonts w:ascii="Cambria" w:hAnsi="Cambria" w:cs="Arial"/>
@@ -3507,7 +3507,7 @@
                 <w:ilvl w:val="0"/>
                 <w:numId w:val="17"/>
               </w:numPr>
-              <w:ind w:left="568" w:hanging="425"/>
+              <w:ind w:left="568" w:right="131" w:hanging="425"/>
               <w:jc w:val="both"/>
               <w:rPr>
                 <w:rFonts w:ascii="Cambria" w:hAnsi="Cambria" w:cs="Arial"/>
@@ -3624,7 +3624,7 @@
                 <w:ilvl w:val="0"/>
                 <w:numId w:val="18"/>
               </w:numPr>
-              <w:ind w:left="568" w:hanging="425"/>
+              <w:ind w:left="568" w:right="131" w:hanging="425"/>
               <w:jc w:val="both"/>
               <w:rPr>
                 <w:rFonts w:ascii="Cambria" w:hAnsi="Cambria" w:cs="Arial"/>
@@ -3742,7 +3742,7 @@
                 <w:ilvl w:val="0"/>
                 <w:numId w:val="19"/>
               </w:numPr>
-              <w:ind w:left="568" w:hanging="425"/>
+              <w:ind w:left="568" w:right="131" w:hanging="425"/>
               <w:jc w:val="both"/>
               <w:rPr>
                 <w:rFonts w:ascii="Cambria" w:hAnsi="Cambria" w:cs="Arial"/>
@@ -3859,7 +3859,7 @@
                 <w:ilvl w:val="0"/>
                 <w:numId w:val="20"/>
               </w:numPr>
-              <w:ind w:left="568" w:hanging="425"/>
+              <w:ind w:left="568" w:right="131" w:hanging="425"/>
               <w:jc w:val="both"/>
               <w:rPr>
                 <w:rFonts w:ascii="Cambria" w:hAnsi="Cambria" w:cs="Arial"/>
@@ -3976,7 +3976,7 @@
                 <w:ilvl w:val="0"/>
                 <w:numId w:val="21"/>
               </w:numPr>
-              <w:ind w:left="568" w:hanging="425"/>
+              <w:ind w:left="568" w:right="131" w:hanging="425"/>
               <w:jc w:val="both"/>
               <w:rPr>
                 <w:rFonts w:ascii="Cambria" w:hAnsi="Cambria" w:cs="Arial"/>
@@ -4093,7 +4093,7 @@
                 <w:ilvl w:val="0"/>
                 <w:numId w:val="22"/>
               </w:numPr>
-              <w:ind w:left="568" w:hanging="425"/>
+              <w:ind w:left="568" w:right="131" w:hanging="425"/>
               <w:jc w:val="both"/>
               <w:rPr>
                 <w:rFonts w:ascii="Cambria" w:hAnsi="Cambria" w:cs="Arial"/>
@@ -4210,7 +4210,7 @@
                 <w:ilvl w:val="0"/>
                 <w:numId w:val="23"/>
               </w:numPr>
-              <w:ind w:left="568" w:hanging="425"/>
+              <w:ind w:left="568" w:right="131" w:hanging="425"/>
               <w:jc w:val="both"/>
               <w:rPr>
                 <w:rFonts w:ascii="Cambria" w:hAnsi="Cambria" w:cs="Arial"/>

--- a/plantilla_base.docx
+++ b/plantilla_base.docx
@@ -4267,37 +4267,7 @@
     </w:p>
     <w:p>
       <w:pPr>
-        <w:keepLines w:val="0"/>
-        <w:spacing w:after="200" w:line="276" w:lineRule="auto"/>
-        <w:rPr>
-          <w:rFonts w:asciiTheme="majorHAnsi" w:hAnsiTheme="majorHAnsi" w:cs="Calibri"/>
-          <w:b/>
-          <w:bCs/>
-          <w:caps/>
-          <w:noProof/>
-          <w:color w:val="000000"/>
-          <w:sz w:val="36"/>
-          <w:szCs w:val="36"/>
-          <w:lang w:val="es-ES"/>
-        </w:rPr>
-      </w:pPr>
-      <w:r>
-        <w:rPr>
-          <w:rFonts w:asciiTheme="majorHAnsi" w:hAnsiTheme="majorHAnsi" w:cs="Calibri"/>
-          <w:b/>
-          <w:bCs/>
-          <w:caps/>
-          <w:noProof/>
-          <w:color w:val="000000"/>
-          <w:sz w:val="36"/>
-          <w:szCs w:val="36"/>
-          <w:lang w:val="es-ES"/>
-        </w:rPr>
-        <w:br w:type="page"/>
-      </w:r>
-    </w:p>
-    <w:p>
-      <w:pPr>
+        <w:pageBreakBefore/>
         <w:jc w:val="center"/>
         <w:rPr>
           <w:rFonts w:asciiTheme="majorHAnsi" w:hAnsiTheme="majorHAnsi" w:cs="Calibri"/>
@@ -7388,21 +7358,7 @@
     </w:tbl>
     <w:p>
       <w:pPr>
-        <w:keepLines w:val="0"/>
-        <w:spacing w:after="200" w:line="276" w:lineRule="auto"/>
-        <w:rPr>
-          <w:lang w:eastAsia="x-none"/>
-        </w:rPr>
-      </w:pPr>
-      <w:r>
-        <w:rPr>
-          <w:lang w:eastAsia="x-none"/>
-        </w:rPr>
-        <w:br w:type="page"/>
-      </w:r>
-    </w:p>
-    <w:p>
-      <w:pPr>
+        <w:pageBreakBefore/>
         <w:pStyle w:val="Ttulo1"/>
         <w:numPr>
           <w:ilvl w:val="0"/>
@@ -14992,7 +14948,7 @@
           <w:ilvl w:val="1"/>
           <w:numId w:val="6"/>
         </w:numPr>
-        <w:spacing w:before="120"/>
+        <w:spacing w:before="60"/>
         <w:ind w:left="567" w:hanging="283"/>
         <w:jc w:val="both"/>
         <w:rPr>
@@ -15018,7 +14974,7 @@
           <w:ilvl w:val="1"/>
           <w:numId w:val="6"/>
         </w:numPr>
-        <w:spacing w:before="120"/>
+        <w:spacing w:before="60"/>
         <w:ind w:left="567" w:hanging="283"/>
         <w:jc w:val="both"/>
         <w:rPr>
@@ -15085,7 +15041,7 @@
           <w:ilvl w:val="1"/>
           <w:numId w:val="6"/>
         </w:numPr>
-        <w:spacing w:before="120"/>
+        <w:spacing w:before="60"/>
         <w:ind w:left="567" w:hanging="283"/>
         <w:jc w:val="both"/>
         <w:rPr>
